--- a/문서/기관별/질의서_경기문화재단.docx
+++ b/문서/기관별/질의서_경기문화재단.docx
@@ -44,7 +44,7 @@
           <w:color w:val="6B7280"/>
           <w:sz w:val="20"/>
         </w:rPr>
-        <w:t>2026년 행정사무감사 · 작성 2026. 09. 18.</w:t>
+        <w:t>2026년 행정사무감사 · 작성 2026. 09. 23.</w:t>
       </w:r>
     </w:p>
     <w:p>

--- a/문서/기관별/질의서_경기문화재단.docx
+++ b/문서/기관별/질의서_경기문화재단.docx
@@ -44,7 +44,7 @@
           <w:color w:val="6B7280"/>
           <w:sz w:val="20"/>
         </w:rPr>
-        <w:t>2026년 행정사무감사 · 작성 2026. 09. 23.</w:t>
+        <w:t>2026년 행정사무감사 · 작성 2026. 09. 28.</w:t>
       </w:r>
     </w:p>
     <w:p>

--- a/문서/기관별/질의서_경기문화재단.docx
+++ b/문서/기관별/질의서_경기문화재단.docx
@@ -44,7 +44,7 @@
           <w:color w:val="6B7280"/>
           <w:sz w:val="20"/>
         </w:rPr>
-        <w:t>2026년 행정사무감사 · 작성 2026. 09. 28.</w:t>
+        <w:t>2026년 행정사무감사 · 작성 2026. 10. 01.</w:t>
       </w:r>
     </w:p>
     <w:p>
@@ -477,6 +477,77 @@
     </w:p>
     <w:p>
       <w:pPr>
+        <w:spacing w:after="20" w:before="0" w:line="324" w:lineRule="auto"/>
+        <w:ind w:left="113"/>
+      </w:pPr>
+      <w:r>
+        <w:rPr>
+          <w:rFonts w:ascii="맑은 고딕" w:hAnsi="맑은 고딕" w:eastAsia="맑은 고딕"/>
+          <w:b/>
+          <w:sz w:val="21"/>
+        </w:rPr>
+        <w:t xml:space="preserve">6. </w:t>
+      </w:r>
+      <w:r>
+        <w:rPr>
+          <w:rFonts w:ascii="맑은 고딕" w:hAnsi="맑은 고딕" w:eastAsia="맑은 고딕"/>
+          <w:b/>
+          <w:sz w:val="21"/>
+        </w:rPr>
+        <w:t>경기창작캠퍼스 레지던시 재개 계획</w:t>
+      </w:r>
+    </w:p>
+    <w:p>
+      <w:pPr>
+        <w:spacing w:after="20" w:before="0" w:line="324" w:lineRule="auto"/>
+        <w:ind w:left="454"/>
+      </w:pPr>
+      <w:r>
+        <w:rPr>
+          <w:rFonts w:ascii="맑은 고딕" w:hAnsi="맑은 고딕" w:eastAsia="맑은 고딕"/>
+          <w:b w:val="0"/>
+          <w:sz w:val="21"/>
+        </w:rPr>
+        <w:t>경기창작캠퍼스 레지던시를 2027년 정규 운영으로 재개하는 것은 예술인 창작 기반을 되살리는 의미 있는 결정입니다. 다만 출연금이 줄어드는 상황에서 2027년 운영 예산·입주 규모·선정 방식은 어떻게 계획하고 있으며, 중단 기간 동안의 공간 관리 비용과 재개 후 지속 운영 재원은 어떻게 확보합니까?</w:t>
+      </w:r>
+    </w:p>
+    <w:p>
+      <w:pPr>
+        <w:spacing w:after="0" w:before="0" w:line="324" w:lineRule="auto"/>
+        <w:ind w:left="454"/>
+      </w:pPr>
+      <w:r>
+        <w:rPr>
+          <w:rFonts w:ascii="맑은 고딕" w:hAnsi="맑은 고딕" w:eastAsia="맑은 고딕"/>
+          <w:b w:val="0"/>
+          <w:color w:val="6B7280"/>
+          <w:sz w:val="19"/>
+        </w:rPr>
+        <w:t>· 배경: 경기문화재단 2027 정규 레지던시 재개 발표(2026.9.30 보도), 재단 출연금 축소(a-ggcf-2)</w:t>
+      </w:r>
+    </w:p>
+    <w:p>
+      <w:pPr>
+        <w:spacing w:after="0" w:before="0" w:line="324" w:lineRule="auto"/>
+        <w:ind w:left="454"/>
+      </w:pPr>
+      <w:r>
+        <w:rPr>
+          <w:rFonts w:ascii="맑은 고딕" w:hAnsi="맑은 고딕" w:eastAsia="맑은 고딕"/>
+          <w:b w:val="0"/>
+          <w:color w:val="6B7280"/>
+          <w:sz w:val="19"/>
+        </w:rPr>
+        <w:t>· 관련 자료요구: 문화재단-3</w:t>
+      </w:r>
+    </w:p>
+    <w:p>
+      <w:pPr>
+        <w:spacing w:after="60" w:before="0" w:line="324" w:lineRule="auto"/>
+      </w:pPr>
+    </w:p>
+    <w:p>
+      <w:pPr>
         <w:spacing w:after="40" w:before="0" w:line="324" w:lineRule="auto"/>
       </w:pPr>
       <w:r>
@@ -576,6 +647,67 @@
           <w:sz w:val="20"/>
         </w:rPr>
         <w:t>- 재발방지 조치</w:t>
+      </w:r>
+    </w:p>
+    <w:p>
+      <w:pPr>
+        <w:spacing w:after="40" w:before="0" w:line="324" w:lineRule="auto"/>
+      </w:pPr>
+    </w:p>
+    <w:p>
+      <w:pPr>
+        <w:spacing w:after="0" w:before="0" w:line="324" w:lineRule="auto"/>
+        <w:ind w:left="113"/>
+      </w:pPr>
+      <w:r>
+        <w:rPr>
+          <w:rFonts w:ascii="맑은 고딕" w:hAnsi="맑은 고딕" w:eastAsia="맑은 고딕"/>
+          <w:b/>
+          <w:sz w:val="21"/>
+        </w:rPr>
+        <w:t>[문화재단-3] ∘ 경기창작캠퍼스 운영 현황 및 2027 레지던시 재개 계획</w:t>
+      </w:r>
+    </w:p>
+    <w:p>
+      <w:pPr>
+        <w:spacing w:after="0" w:before="0" w:line="324" w:lineRule="auto"/>
+        <w:ind w:left="510"/>
+      </w:pPr>
+      <w:r>
+        <w:rPr>
+          <w:rFonts w:ascii="맑은 고딕" w:hAnsi="맑은 고딕" w:eastAsia="맑은 고딕"/>
+          <w:b w:val="0"/>
+          <w:sz w:val="20"/>
+        </w:rPr>
+        <w:t>- 최근 3년 레지던시 운영 실적(입주 작가 수·예산)</w:t>
+      </w:r>
+    </w:p>
+    <w:p>
+      <w:pPr>
+        <w:spacing w:after="0" w:before="0" w:line="324" w:lineRule="auto"/>
+        <w:ind w:left="510"/>
+      </w:pPr>
+      <w:r>
+        <w:rPr>
+          <w:rFonts w:ascii="맑은 고딕" w:hAnsi="맑은 고딕" w:eastAsia="맑은 고딕"/>
+          <w:b w:val="0"/>
+          <w:sz w:val="20"/>
+        </w:rPr>
+        <w:t>- 운영 중단 기간·사유 및 공간 관리 비용</w:t>
+      </w:r>
+    </w:p>
+    <w:p>
+      <w:pPr>
+        <w:spacing w:after="0" w:before="0" w:line="324" w:lineRule="auto"/>
+        <w:ind w:left="510"/>
+      </w:pPr>
+      <w:r>
+        <w:rPr>
+          <w:rFonts w:ascii="맑은 고딕" w:hAnsi="맑은 고딕" w:eastAsia="맑은 고딕"/>
+          <w:b w:val="0"/>
+          <w:sz w:val="20"/>
+        </w:rPr>
+        <w:t>- 2027 정규 레지던시 예산·입주 규모·선정 절차·재원</w:t>
       </w:r>
     </w:p>
     <w:p>

--- a/문서/기관별/질의서_경기문화재단.docx
+++ b/문서/기관별/질의서_경기문화재단.docx
@@ -44,7 +44,7 @@
           <w:color w:val="6B7280"/>
           <w:sz w:val="20"/>
         </w:rPr>
-        <w:t>2026년 행정사무감사 · 작성 2026. 10. 01.</w:t>
+        <w:t>2026년 행정사무감사 · 작성 2026. 10. 02.</w:t>
       </w:r>
     </w:p>
     <w:p>
@@ -548,6 +548,77 @@
     </w:p>
     <w:p>
       <w:pPr>
+        <w:spacing w:after="20" w:before="0" w:line="324" w:lineRule="auto"/>
+        <w:ind w:left="113"/>
+      </w:pPr>
+      <w:r>
+        <w:rPr>
+          <w:rFonts w:ascii="맑은 고딕" w:hAnsi="맑은 고딕" w:eastAsia="맑은 고딕"/>
+          <w:b/>
+          <w:sz w:val="21"/>
+        </w:rPr>
+        <w:t xml:space="preserve">7. </w:t>
+      </w:r>
+      <w:r>
+        <w:rPr>
+          <w:rFonts w:ascii="맑은 고딕" w:hAnsi="맑은 고딕" w:eastAsia="맑은 고딕"/>
+          <w:b/>
+          <w:sz w:val="21"/>
+        </w:rPr>
+        <w:t>세입세출외현금(보관금) 관리 — 대전문화재단 기관경고</w:t>
+      </w:r>
+    </w:p>
+    <w:p>
+      <w:pPr>
+        <w:spacing w:after="20" w:before="0" w:line="324" w:lineRule="auto"/>
+        <w:ind w:left="454"/>
+      </w:pPr>
+      <w:r>
+        <w:rPr>
+          <w:rFonts w:ascii="맑은 고딕" w:hAnsi="맑은 고딕" w:eastAsia="맑은 고딕"/>
+          <w:b w:val="0"/>
+          <w:sz w:val="21"/>
+        </w:rPr>
+        <w:t>대전문화재단이 세입세출외현금 관리 부실을 2019·2022년 종합감사에서 연이어 지적받고도 개선하지 않아 ‘기관경고’를 받았습니다. 경기문화재단의 계약보증금·보관금 등 세입세출외현금은 어떤 계좌·절차로 관리되고 있으며, 최근 도 감사에서 관련 지적을 받은 적이 있습니까? 장기 미반환·미정리 잔액은 얼마입니까?</w:t>
+      </w:r>
+    </w:p>
+    <w:p>
+      <w:pPr>
+        <w:spacing w:after="0" w:before="0" w:line="324" w:lineRule="auto"/>
+        <w:ind w:left="454"/>
+      </w:pPr>
+      <w:r>
+        <w:rPr>
+          <w:rFonts w:ascii="맑은 고딕" w:hAnsi="맑은 고딕" w:eastAsia="맑은 고딕"/>
+          <w:b w:val="0"/>
+          <w:color w:val="6B7280"/>
+          <w:sz w:val="19"/>
+        </w:rPr>
+        <w:t>· 배경: 뉴스1 2026.10.1 ‘대전문화재단, 세입세출외현금 관리 부실로 기관경고’(2019·2022 대전시 종합감사 반복 지적)</w:t>
+      </w:r>
+    </w:p>
+    <w:p>
+      <w:pPr>
+        <w:spacing w:after="0" w:before="0" w:line="324" w:lineRule="auto"/>
+        <w:ind w:left="454"/>
+      </w:pPr>
+      <w:r>
+        <w:rPr>
+          <w:rFonts w:ascii="맑은 고딕" w:hAnsi="맑은 고딕" w:eastAsia="맑은 고딕"/>
+          <w:b w:val="0"/>
+          <w:color w:val="6B7280"/>
+          <w:sz w:val="19"/>
+        </w:rPr>
+        <w:t>· 관련 자료요구: 공통-18</w:t>
+      </w:r>
+    </w:p>
+    <w:p>
+      <w:pPr>
+        <w:spacing w:after="60" w:before="0" w:line="324" w:lineRule="auto"/>
+      </w:pPr>
+    </w:p>
+    <w:p>
+      <w:pPr>
         <w:spacing w:after="40" w:before="0" w:line="324" w:lineRule="auto"/>
       </w:pPr>
       <w:r>

--- a/문서/기관별/질의서_경기문화재단.docx
+++ b/문서/기관별/질의서_경기문화재단.docx
@@ -44,7 +44,7 @@
           <w:color w:val="6B7280"/>
           <w:sz w:val="20"/>
         </w:rPr>
-        <w:t>2026년 행정사무감사 · 작성 2026. 10. 02.</w:t>
+        <w:t>2026년 행정사무감사 · 작성 2026. 10. 19.</w:t>
       </w:r>
     </w:p>
     <w:p>
